--- a/data/ai_paras/AI_para_76.docx
+++ b/data/ai_paras/AI_para_76.docx
@@ -4,7 +4,7 @@
   <w:body>
     <w:p>
       <w:r>
-        <w:t>The care episode involving advanced heart failure presented numerous challenges, primarily due to the complexity of the patient's condition and the need for cohesive interdisciplinary collaboration. One significant challenge was managing the fluctuating clinical status of the patient, which required continuous monitoring and real-time decision-making to prevent deterioration. Additionally, the high-stress urban environment in which the patient resided contributed to elevated anxiety levels, necessitating tailored stress reduction interventions to enhance their mental well-being (Ref-s771591). To address these challenges, the nursing team employed a combination of evidence-based interventions and reflective practices, which facilitated adaptive care strategies and improved patient outcomes (Ref-s771591). Furthermore, fostering effective communication among healthcare professionals and incorporating family members into the care process proved instrumental in navigating the complexities of the episode, thereby ensuring comprehensive and coordinated care delivery.</w:t>
+        <w:t>Continuous professional development is crucial for enhancing the quality of nursing care, as it ensures that practitioners remain informed about the latest evidence-based practices and technological advancements. Engaging in ongoing education allows nurses to refine their skills, adapt to evolving healthcare environments, and address complex patient needs effectively. The integration of reflective practices within professional development programs further supports this growth by encouraging nurses to critically evaluate their experiences and apply insights to improve patient care (Ref-u006492). Additionally, professional development fosters a culture of lifelong learning, where nurses are motivated to pursue certifications and specialized training, thereby broadening their expertise. This commitment to continuous improvement not only enhances individual competency but also contributes to overall healthcare quality, reducing the practice-to-evidence gap and promoting patient safety and satisfaction (Ref-u006492).</w:t>
       </w:r>
     </w:p>
     <w:sectPr>
